--- a/Stundenplan_V79_Anleitung.docx
+++ b/Stundenplan_V79_Anleitung.docx
@@ -3949,7 +3949,7 @@
         <w:t xml:space="preserve"> </w:t>
       </w:r>
       <w:r>
-        <w:t xml:space="preserve">Darunter zeigt eine Tabelle jede einzelne UV-Zeile (UNr, Klasse, Fach, Lehrer, aktueller Status) mit eigener Checkbox. Damit lässt sich die per Filter vorausgewählte Menge gezielt nachjustieren – oder man wählt von vornherein, ganz ohne Filter, einzelne Unterrichte direkt in der Tabelle aus. Ein Suchfeld filtert die Tabelle nach UNr, Klasse, Fach oder Lehrer. Bereits ignorierte und/oder fixierte Zeilen sind farbig hinterlegt (gelb = ignoriert, blau = fixiert, violett = beides); „Eingefärbte auswählen“ hakt mit einem Klick alle so markierten Zeilen an – praktisch, um z. B. sämtliche aktuell fixierten Stunden auf einen Schlag zu entfixieren. „Auswahl leeren“ setzt alle Häkchen zurück.</w:t>
+        <w:t xml:space="preserve">Darunter zeigt eine Tabelle jede einzelne UV-Zeile (UNr, Klasse, Fach, Lehrer, ZeilenText-2, aktueller Status) mit eigener Checkbox. Damit lässt sich die per Filter vorausgewählte Menge gezielt nachjustieren – oder man wählt von vornherein, ganz ohne Filter, einzelne Unterrichte direkt in der Tabelle aus. Ein Suchfeld filtert die Tabelle nach UNr, Klasse, Fach, Lehrer oder ZeilenText-2. Bereits ignorierte und/oder fixierte Zeilen sind farbig hinterlegt (gelb = ignoriert, blau = fixiert, violett = beides) – rein informativ, ohne eigene Funktion. „Markierte anhaken“ hakt die Checkbox aller Zeilen an, die gerade mit der Maus markiert sind (Klick/Strg-Klick/Shift-Klick) – praktisch, um eine per Maus zusammengestellte Auswahl mit einem Klick für die Aktions-Buttons unten wirksam zu machen. „Auswahl leeren“ setzt alle Häkchen zurück.</w:t>
       </w:r>
     </w:p>
     <w:p>
@@ -5212,6 +5212,14 @@
           <w:i/>
         </w:rPr>
         <w:t xml:space="preserve">“ tauchen danach auch in Untis als (fiktive) Lehrkräfte auf. Das ist beabsichtigt und unschädlich – sie halten keinen eigenen Unterricht, sondern dienen nur als Zeit-Anker für die zugehörige UNr.</w:t>
+      </w:r>
+    </w:p>
+    <w:p>
+      <w:pPr>
+        <w:pStyle w:val="BodyText"/>
+      </w:pPr>
+      <w:r>
+        <w:t xml:space="preserve">ℹ Werden die Dummy-Lehrer nicht mehr benötigt (z. B. nachdem der Plan in Untis endgültig übernommen und dort nicht mehr automatisch neu verplant wird), können sie in den Untis-Stammdaten der Lehrer einfach markiert und gelöscht werden – sie sind ja mit keinem echten Unterricht verknüpft. Betroffen sind nur die Lehrer mit dem Präfix „ZZ“; die eigentlichen UNrn und deren übrige Beteiligte bleiben davon unberührt.</w:t>
       </w:r>
     </w:p>
     <w:bookmarkEnd w:id="55"/>
